--- a/公测1.2.1/规则.docx
+++ b/公测1.2.1/规则.docx
@@ -3155,10 +3155,10 @@
             <w:tcW w:type="dxa" w:w="4320"/>
           </w:tcPr>
           <w:p>
+            <w:r>
+              <w:t>三方各打最优策略（人类std/异形mix/外星人任意）时，真实极差 12.3~17.1pp（合理区间），外星人 24~27%——1v1 免疫触发窗口更窄，外星人短板仍在，残局渔翁定位未消除</w:t>
+            </w:r>
             <w:r/>
-            <w:r>
-              <w:t>三方各打最优策略（人类std/异形mix/外星人任意）时，真实极差 12.3~17.1pp，外星人 24~27%——1v1 免疫触发窗口更窄，外星人短板仍在，残局渔翁定位未消除</w:t>
-            </w:r>
           </w:p>
         </w:tc>
       </w:tr>

--- a/公测1.2.1/规则.docx
+++ b/公测1.2.1/规则.docx
@@ -706,7 +706,7 @@
           <w:p>
             <w:r/>
             <w:r>
-              <w:t>首次查验获"不是某职业"排除信息，累计2次锁定阵营；转职（存活≤5提前或第6夜保底）→武装船员/加速工程师/临时医生</w:t>
+              <w:t>首次查验获"不是某职业"排除信息，累计2次锁定阵营；转职（存活≤5提前或第6夜保底）→武装船员/加速工程师/临时医生（转职后 救援1次+治疗2次）</w:t>
             </w:r>
           </w:p>
         </w:tc>
@@ -802,7 +802,7 @@
           <w:p>
             <w:r/>
             <w:r>
-              <w:t>救援额度3次（初始1+第2/4夜各+1）；可救援任意角色</w:t>
+              <w:t>救援额度全局5次（初始3+第2/4夜各+1，以代码 L278/L457 实测为准）；可救援任意角色</w:t>
             </w:r>
           </w:p>
         </w:tc>
@@ -1290,7 +1290,13 @@
           <w:p>
             <w:r/>
             <w:r>
-              <w:t>初始1次 + 第10夜额外1次（仅 1v1：全局存活恰好2人【外星人对单对手】时触发，全局限1次；若第10夜该次未被消耗，可带过进入夜晚交锋模式继续使用；公测1.2.1加强）；被保护/护盾完全抵挡不触发不消耗</w:t>
+              <w:t>初始1次 + 第10夜额外1次（仅 1v1：全局存活恰好2人【外星人对单对手】时触发，全局限1次；若第10夜该次未被消耗，可带过进入夜晚交锋模式继续使用；公测1.2.1加强）；被保护/护盾完全抵挡不触发不消耗；</w:t>
+            </w:r>
+            <w:r>
+              <w:rPr>
+                <w:b/>
+              </w:rPr>
+              <w:t>触发后当夜免疫所有伤害</w:t>
             </w:r>
           </w:p>
         </w:tc>
@@ -2318,7 +2324,7 @@
           <w:p>
             <w:r/>
             <w:r>
-              <w:t>私聊总次数中，48h内对私聊对象产生行为变动的比例（本模型 50.7%）。</w:t>
+              <w:t>私聊总次数中，48h内对私聊对象产生行为变动的比例（本模型 50.6%）。</w:t>
             </w:r>
           </w:p>
         </w:tc>
@@ -2848,7 +2854,7 @@
         <w:pStyle w:val="Heading3"/>
       </w:pPr>
       <w:r>
-        <w:t>10.1 高水平模拟（1000局）核心结论（公测1.2.1，含第10夜免疫=1v1触发 + mix默认）</w:t>
+        <w:t>10.1 高水平模拟（5000局）核心结论（公测1.2.1，含第10夜免疫=1v1触发 + mix默认）</w:t>
       </w:r>
     </w:p>
     <w:p>
@@ -2862,7 +2868,7 @@
         <w:t>总体胜率</w:t>
       </w:r>
       <w:r>
-        <w:t>：人类 42.7% / 异形 33.3% / 外星人 24.0%；平均游戏 9.26 夜（最长16夜）。</w:t>
+        <w:t>：人类 41.5% / 异形 33.5% / 外星人 25.0%；平均游戏 9.30 夜（最长29夜）。</w:t>
       </w:r>
     </w:p>
     <w:p>
@@ -2876,7 +2882,7 @@
         <w:t>胜利原因</w:t>
       </w:r>
       <w:r>
-        <w:t>：异形清场 33.3% &gt; 人类清场 25.3% &gt; 外星人独存 18.8% &gt; 人类倒计时 17.4% &gt; 夜晚交锋单挑平局 5.2%。</w:t>
+        <w:t>：异形清场 33.5% &gt; 人类清场 24.0% &gt; 外星人独存 19.2% &gt; 人类倒计时 17.4% &gt; 夜晚交锋单挑平局 5.8%。</w:t>
       </w:r>
     </w:p>
     <w:p>
@@ -2899,7 +2905,7 @@
         <w:t>1v1（全局恰好2人）</w:t>
       </w:r>
       <w:r>
-        <w:t xml:space="preserve"> 触发后，外星人胜率 24.0%，与 1.1 基线(24.2%)基本持平——因 1v1 触发窗口比"全局≤3人"更窄，免疫更难触发，加强效果被收窄。外星人仍为三阵营垫底，残局渔翁定位未变。</w:t>
+        <w:t xml:space="preserve"> 触发后，外星人胜率 25.0%，较 1.1 基线(24.2%)略升——1v1 触发窗口虽窄，但夜晚交锋单挑场景正是外星人最易胜出之处，加强在终局单挑中有效。外星人仍为三阵营垫底，残局渔翁定位未变。</w:t>
       </w:r>
     </w:p>
     <w:p>
@@ -2913,7 +2919,7 @@
         <w:t>停摆系统</w:t>
       </w:r>
       <w:r>
-        <w:t>：3.0 触发率 67.9%（触发后人类胜率 30.0%）；6.0 触发率 29.5%；9.0 触发率 5.1%。触发率仍显著高于 1.1（65.0%/18.8%/2.6%），经 3 个独立批次复现稳定，证实为</w:t>
+        <w:t>：3.0 触发率 68.3%（触发后人类胜率 28.6%）；6.0 触发率 28.3%；9.0 触发率 5.4%。触发率仍显著高于 1.1（65.0%/18.8%/2.6%），经 3 个独立批次复现稳定，证实为</w:t>
       </w:r>
       <w:r>
         <w:rPr>
@@ -2936,7 +2942,7 @@
         <w:t>信息密度量化</w:t>
       </w:r>
       <w:r>
-        <w:t>：有效私聊率 50.4%；指控具体度 0→3 级驱逐正确率逐级提升（3级达95.5%）；IDI 前中期高、后期随存活减少回落。</w:t>
+        <w:t>：有效私聊率 50.6%；指控具体度 0→3 级驱逐正确率逐级提升（0级15.6%→1级31.2%→2级38.2%→3级95.0%）；IDI 前中期高（夜2达19.9）、后期随存活减少回落（第12夜起样本掉至个位数）。</w:t>
       </w:r>
     </w:p>
     <w:p>
@@ -2950,7 +2956,7 @@
         <w:t>平衡性提示</w:t>
       </w:r>
       <w:r>
-        <w:t>：随机基线人类胜率(50.3%)反高于高水平(42.7%)，说明异形/外星人从"策略化"获益仍大于人类——人类处于结构性信息劣势。</w:t>
+        <w:t>：随机基线人类胜率 48.7% 反高于高水平 41.5%（-7.2pp），说明异形/外星人从"策略化"获益仍大于人类——人类处于结构性信息劣势。</w:t>
       </w:r>
     </w:p>
     <w:p>
@@ -3155,10 +3161,10 @@
             <w:tcW w:type="dxa" w:w="4320"/>
           </w:tcPr>
           <w:p>
+            <w:r/>
             <w:r>
-              <w:t>三方各打最优策略（人类std/异形mix/外星人任意）时，真实极差 12.3~17.1pp（合理区间），外星人 24~27%——1v1 免疫触发窗口更窄，外星人短板仍在，残局渔翁定位未消除</w:t>
+              <w:t>三方各打最优策略（人类std/异形mix/外星人任意）时，真实极差 12.3~17.1pp，外星人 24~27%——1v1 免疫触发窗口更窄，外星人短板仍在，残局渔翁定位未消除</w:t>
             </w:r>
-            <w:r/>
           </w:p>
         </w:tc>
       </w:tr>
